--- a/public/downloads/ceocamp/2026菁英營學員推薦表_南區場.docx
+++ b/public/downloads/ceocamp/2026菁英營學員推薦表_南區場.docx
@@ -1002,38 +1002,6 @@
                 <w:szCs w:val="24"/>
               </w:rPr>
             </w:pPr>
-            <w:r>
-              <w:rPr>
-                <w:rFonts w:ascii="微軟正黑體" w:eastAsia="微軟正黑體" w:hAnsi="微軟正黑體" w:hint="eastAsia"/>
-                <w:sz w:val="24"/>
-                <w:szCs w:val="24"/>
-              </w:rPr>
-              <w:sym w:font="Wingdings 2" w:char="F0A3"/>
-            </w:r>
-            <w:r>
-              <w:rPr>
-                <w:rFonts w:ascii="微軟正黑體" w:eastAsia="微軟正黑體" w:hAnsi="微軟正黑體" w:hint="eastAsia"/>
-                <w:sz w:val="24"/>
-                <w:szCs w:val="24"/>
-              </w:rPr>
-              <w:t>中</w:t>
-            </w:r>
-            <w:r>
-              <w:rPr>
-                <w:rFonts w:ascii="微軟正黑體" w:eastAsia="微軟正黑體" w:hAnsi="微軟正黑體" w:hint="eastAsia"/>
-                <w:sz w:val="24"/>
-                <w:szCs w:val="24"/>
-              </w:rPr>
-              <w:t>區</w:t>
-            </w:r>
-            <w:r>
-              <w:rPr>
-                <w:rFonts w:ascii="微軟正黑體" w:eastAsia="微軟正黑體" w:hAnsi="微軟正黑體"/>
-                <w:sz w:val="24"/>
-                <w:szCs w:val="24"/>
-              </w:rPr>
-              <w:t xml:space="preserve"> </w:t>
-            </w:r>
             <w:r>
               <w:rPr>
                 <w:rFonts w:ascii="微軟正黑體" w:eastAsia="微軟正黑體" w:hAnsi="微軟正黑體" w:hint="eastAsia"/>
